--- a/Vulcan Werke/Vulcan-Werke-Problem-Analysi.docx
+++ b/Vulcan Werke/Vulcan-Werke-Problem-Analysi.docx
@@ -1079,11 +1079,6 @@
     </w:p>
     <w:p>
       <w:pPr>
-        <w:spacing w:before="240" w:after="240"/>
-      </w:pPr>
-    </w:p>
-    <w:p>
-      <w:pPr>
         <w:spacing w:before="200" w:after="200"/>
         <w:rPr>
           <w:color w:val="1D1C1D"/>
@@ -1092,24 +1087,30 @@
       <w:r>
         <w:rPr>
           <w:noProof/>
-          <w:color w:val="1D1C1D"/>
         </w:rPr>
         <w:drawing>
-          <wp:inline distT="114300" distB="114300" distL="114300" distR="114300" wp14:anchorId="31E21BC9" wp14:editId="4A50C323">
-            <wp:extent cx="5943600" cy="2552700"/>
+          <wp:inline distT="0" distB="0" distL="0" distR="0" wp14:anchorId="37725FB4" wp14:editId="0D042368">
+            <wp:extent cx="5943600" cy="2353945"/>
             <wp:effectExtent l="0" t="0" r="0" b="0"/>
-            <wp:docPr id="2" name="image2.png"/>
-            <wp:cNvGraphicFramePr/>
+            <wp:docPr id="1131100301" name="Picture 1"/>
+            <wp:cNvGraphicFramePr>
+              <a:graphicFrameLocks xmlns:a="http://schemas.openxmlformats.org/drawingml/2006/main" noChangeAspect="1"/>
+            </wp:cNvGraphicFramePr>
             <a:graphic xmlns:a="http://schemas.openxmlformats.org/drawingml/2006/main">
               <a:graphicData uri="http://schemas.openxmlformats.org/drawingml/2006/picture">
                 <pic:pic xmlns:pic="http://schemas.openxmlformats.org/drawingml/2006/picture">
                   <pic:nvPicPr>
-                    <pic:cNvPr id="0" name="image2.png"/>
-                    <pic:cNvPicPr preferRelativeResize="0"/>
+                    <pic:cNvPr id="1131100301" name="Picture 1131100301"/>
+                    <pic:cNvPicPr/>
                   </pic:nvPicPr>
                   <pic:blipFill>
-                    <a:blip r:embed="rId5"/>
-                    <a:srcRect/>
+                    <a:blip r:embed="rId4" cstate="print">
+                      <a:extLst>
+                        <a:ext uri="{28A0092B-C50C-407E-A947-70E740481C1C}">
+                          <a14:useLocalDpi xmlns:a14="http://schemas.microsoft.com/office/drawing/2010/main" val="0"/>
+                        </a:ext>
+                      </a:extLst>
+                    </a:blip>
                     <a:stretch>
                       <a:fillRect/>
                     </a:stretch>
@@ -1117,12 +1118,11 @@
                   <pic:spPr>
                     <a:xfrm>
                       <a:off x="0" y="0"/>
-                      <a:ext cx="5943600" cy="2552700"/>
+                      <a:ext cx="5943600" cy="2353945"/>
                     </a:xfrm>
                     <a:prstGeom prst="rect">
                       <a:avLst/>
                     </a:prstGeom>
-                    <a:ln/>
                   </pic:spPr>
                 </pic:pic>
               </a:graphicData>
@@ -1130,11 +1130,7 @@
           </wp:inline>
         </w:drawing>
       </w:r>
-      <w:r>
-        <w:br w:type="page"/>
-      </w:r>
     </w:p>
-    <w:p/>
     <w:sectPr>
       <w:pgSz w:w="12240" w:h="15840"/>
       <w:pgMar w:top="810" w:right="1440" w:bottom="630" w:left="1440" w:header="720" w:footer="720" w:gutter="0"/>
@@ -1143,10 +1139,6 @@
     </w:sectPr>
   </w:body>
 </w:document>
-</file>
-
-<file path=word/numbering.xml><?xml version="1.0" encoding="utf-8"?>
-<w:numbering xmlns:wpc="http://schemas.microsoft.com/office/word/2010/wordprocessingCanvas" xmlns:cx="http://schemas.microsoft.com/office/drawing/2014/chartex" xmlns:cx1="http://schemas.microsoft.com/office/drawing/2015/9/8/chartex" xmlns:cx2="http://schemas.microsoft.com/office/drawing/2015/10/21/chartex" xmlns:cx3="http://schemas.microsoft.com/office/drawing/2016/5/9/chartex" xmlns:cx4="http://schemas.microsoft.com/office/drawing/2016/5/10/chartex" xmlns:cx5="http://schemas.microsoft.com/office/drawing/2016/5/11/chartex" xmlns:cx6="http://schemas.microsoft.com/office/drawing/2016/5/12/chartex" xmlns:cx7="http://schemas.microsoft.com/office/drawing/2016/5/13/chartex" xmlns:cx8="http://schemas.microsoft.com/office/drawing/2016/5/14/chartex" xmlns:mc="http://schemas.openxmlformats.org/markup-compatibility/2006" xmlns:aink="http://schemas.microsoft.com/office/drawing/2016/ink" xmlns:am3d="http://schemas.microsoft.com/office/drawing/2017/model3d" xmlns:o="urn:schemas-microsoft-com:office:office" xmlns:oel="http://schemas.microsoft.com/office/2019/extlst" xmlns:r="http://schemas.openxmlformats.org/officeDocument/2006/relationships" xmlns:m="http://schemas.openxmlformats.org/officeDocument/2006/math" xmlns:v="urn:schemas-microsoft-com:vml" xmlns:wp14="http://schemas.microsoft.com/office/word/2010/wordprocessingDrawing" xmlns:wp="http://schemas.openxmlformats.org/drawingml/2006/wordprocessingDrawing" xmlns:w10="urn:schemas-microsoft-com:office:word" xmlns:w="http://schemas.openxmlformats.org/wordprocessingml/2006/main" xmlns:w14="http://schemas.microsoft.com/office/word/2010/wordml" xmlns:w15="http://schemas.microsoft.com/office/word/2012/wordml" xmlns:w16cex="http://schemas.microsoft.com/office/word/2018/wordml/cex" xmlns:w16cid="http://schemas.microsoft.com/office/word/2016/wordml/cid" xmlns:w16="http://schemas.microsoft.com/office/word/2018/wordml" xmlns:w16du="http://schemas.microsoft.com/office/word/2023/wordml/word16du" xmlns:w16sdtdh="http://schemas.microsoft.com/office/word/2020/wordml/sdtdatahash" xmlns:w16sdtfl="http://schemas.microsoft.com/office/word/2024/wordml/sdtformatlock" xmlns:w16se="http://schemas.microsoft.com/office/word/2015/wordml/symex" xmlns:wpg="http://schemas.microsoft.com/office/word/2010/wordprocessingGroup" xmlns:wpi="http://schemas.microsoft.com/office/word/2010/wordprocessingInk" xmlns:wne="http://schemas.microsoft.com/office/word/2006/wordml" xmlns:wps="http://schemas.microsoft.com/office/word/2010/wordprocessingShape" mc:Ignorable="w14 w15 w16se w16cid w16 w16cex w16sdtdh w16sdtfl w16du wp14"/>
 </file>
 
 <file path=word/styles.xml><?xml version="1.0" encoding="utf-8"?>

--- a/Vulcan Werke/Vulcan-Werke-Problem-Analysi.docx
+++ b/Vulcan Werke/Vulcan-Werke-Problem-Analysi.docx
@@ -796,7 +796,7 @@
                 <w:color w:val="3D1A6E"/>
               </w:rPr>
               <w:lastRenderedPageBreak/>
-              <w:t>Ellen / Ingrid</w:t>
+              <w:t>Ingrid</w:t>
             </w:r>
           </w:p>
           <w:p>
